--- a/manuscript.docx
+++ b/manuscript.docx
@@ -32,7 +32,7 @@
         <w:pStyle w:val="BodyText"/>
       </w:pPr>
       <w:r>
-        <w:t xml:space="preserve">Doctor of Business Administration candidate, Midwest University</w:t>
+        <w:t xml:space="preserve">Doctor of Business Administration candidate, Midwest University, 851 Parr Rd, Wentzville, MO 63385, USA</w:t>
       </w:r>
     </w:p>
     <w:p>
